--- a/Actividad Alva instructora Luna de Cristal/3_Paso3_Respuestas_argumentadas.docx
+++ b/Actividad Alva instructora Luna de Cristal/3_Paso3_Respuestas_argumentadas.docx
@@ -4,7 +4,7 @@
   <w:body>
     <w:p>
       <w:pPr>
-        <w:spacing w:before="2400"/>
+        <w:spacing w:before="1800"/>
       </w:pPr>
     </w:p>
     <w:p>
@@ -28,12 +28,21 @@
         <w:jc w:val="center"/>
       </w:pPr>
       <w:r>
-        <w:t xml:space="preserve">[Nombre del programa de formación] – Ficha [número]</w:t>
-      </w:r>
-    </w:p>
-    <w:p>
-      <w:pPr>
-        <w:spacing w:before="800"/>
+        <w:t xml:space="preserve">Tecnólogo en Gestión del Desarrollo Administrativo e Innovación</w:t>
+      </w:r>
+    </w:p>
+    <w:p>
+      <w:pPr>
+        <w:spacing w:after="120" w:line="300"/>
+        <w:jc w:val="center"/>
+      </w:pPr>
+      <w:r>
+        <w:t xml:space="preserve">Ficha [número]</w:t>
+      </w:r>
+    </w:p>
+    <w:p>
+      <w:pPr>
+        <w:spacing w:before="700"/>
       </w:pPr>
     </w:p>
     <w:p>
@@ -81,7 +90,7 @@
     </w:p>
     <w:p>
       <w:pPr>
-        <w:spacing w:before="1000"/>
+        <w:spacing w:before="900"/>
       </w:pPr>
     </w:p>
     <w:p>
@@ -90,7 +99,7 @@
         <w:jc w:val="center"/>
       </w:pPr>
       <w:r>
-        <w:t xml:space="preserve">Aprendiz: Sebastián [apellidos]</w:t>
+        <w:t xml:space="preserve">Aprendiz: Eimer Sebastián Rojas Cañas</w:t>
       </w:r>
     </w:p>
     <w:p>
@@ -99,12 +108,12 @@
         <w:jc w:val="center"/>
       </w:pPr>
       <w:r>
-        <w:t xml:space="preserve">Instructora: Alva [apellidos]</w:t>
-      </w:r>
-    </w:p>
-    <w:p>
-      <w:pPr>
-        <w:spacing w:before="800"/>
+        <w:t xml:space="preserve">Instructora: Alba Rocío Cuchigay Rosas</w:t>
+      </w:r>
+    </w:p>
+    <w:p>
+      <w:pPr>
+        <w:spacing w:before="700"/>
       </w:pPr>
     </w:p>
     <w:p>
@@ -122,7 +131,7 @@
         <w:jc w:val="center"/>
       </w:pPr>
       <w:r>
-        <w:t xml:space="preserve">Octubre de 2026</w:t>
+        <w:t xml:space="preserve">2026</w:t>
       </w:r>
     </w:p>
     <w:p>
@@ -137,6 +146,22 @@
     </w:p>
     <w:p>
       <w:pPr>
+        <w:spacing w:after="120" w:line="300"/>
+        <w:jc w:val="both"/>
+      </w:pPr>
+      <w:r>
+        <w:rPr>
+          <w:i/>
+          <w:iCs/>
+          <w:color w:val="666666"/>
+          <w:sz w:val="18"/>
+          <w:szCs w:val="18"/>
+        </w:rPr>
+        <w:t xml:space="preserve">Fuente: informe "Portafolio digital para la intervención de procesos administrativos con enfoque de innovación en la empresa Luna de Cristal" (fase de planeación, 2026): entrevista a la propietaria (24/06/2026), encuesta a 2 colaboradores, 45 clientas y 5 proveedores.</w:t>
+      </w:r>
+    </w:p>
+    <w:p>
+      <w:pPr>
         <w:pStyle w:val="Heading2"/>
         <w:spacing w:after="120" w:before="200"/>
       </w:pPr>
@@ -150,16 +175,16 @@
         <w:jc w:val="both"/>
       </w:pPr>
       <w:r>
-        <w:t xml:space="preserve">Luna de Cristal puede perder clientes aunque su ropa y sus perfumes sean de buena calidad, porque la calidad no sirve si la clienta no se entera de que el producto existe. En la investigación se encontró que las redes sociales están inactivas y que el negocio no aparece en Google Maps. Hoy, la mayoría de las personas busca en el celular antes de salir a comprar; si la tienda no aparece, la clienta compra en otro lugar que sí encontró.</w:t>
-      </w:r>
-    </w:p>
-    <w:p>
-      <w:pPr>
-        <w:spacing w:after="120" w:line="300"/>
-        <w:jc w:val="both"/>
-      </w:pPr>
-      <w:r>
-        <w:t xml:space="preserve">Además, cuando una clienta escribe por WhatsApp y no recibe respuesta rápida, pierde el interés. Es decir, el cliente no se pierde por el producto, sino por la falta de visibilidad, de comunicación oportuna y de seguimiento. Un buen producto necesita también una buena forma de darse a conocer y de atender.</w:t>
+        <w:t xml:space="preserve">Luna de Cristal tiene clientas satisfechas: el 93,3 % de las encuestadas recomendaría la tienda y la propietaria destaca la calidad de sus productos. Aun así puede perder clientes, porque la calidad solo funciona si la gente conoce la tienda. La propietaria reconoce que el bajo alcance en redes sociales es uno de los factores que más la afecta, y el negocio no aparece en Google Maps. Hoy las clientas buscan en el celular antes de salir a comprar; si no encuentran la tienda, compran en almacenes con más trayectoria como Alta Moda o Dana's Closet.</w:t>
+      </w:r>
+    </w:p>
+    <w:p>
+      <w:pPr>
+        <w:spacing w:after="120" w:line="300"/>
+        <w:jc w:val="both"/>
+      </w:pPr>
+      <w:r>
+        <w:t xml:space="preserve">También se pueden perder ventas por los procesos manuales: sin un sistema de inventario no siempre se sabe al instante qué tallas o productos hay, y eso genera demoras. Es decir, el cliente no se pierde por el producto, sino por la poca visibilidad y por la falta de herramientas para atender rápido.</w:t>
       </w:r>
     </w:p>
     <w:p>
@@ -177,16 +202,16 @@
         <w:jc w:val="both"/>
       </w:pPr>
       <w:r>
-        <w:t xml:space="preserve">La creatividad es clave porque Luna de Cristal no tiene presupuesto para publicidad pagada ni para grandes inversiones. Cuando no hay dinero, la creatividad permite encontrar soluciones con los recursos que ya se tienen. Por ejemplo, en lugar de rebajar toda la tienda, se propuso el "Jueves de Luna": un descuento solo para cinco prendas que llevan tiempo quietas, lo que crea urgencia y libera inventario sin perder margen.</w:t>
-      </w:r>
-    </w:p>
-    <w:p>
-      <w:pPr>
-        <w:spacing w:after="120" w:line="300"/>
-        <w:jc w:val="both"/>
-      </w:pPr>
-      <w:r>
-        <w:t xml:space="preserve">Otras ideas creativas son "Ven con tu amiga", que convierte a cada clienta en alguien que trae una clienta nueva, y las muestras de perfume, que dejan probar el producto antes de comprar el frasco completo. La creatividad transforma los problemas detectados en oportunidades concretas y de bajo costo.</w:t>
+        <w:t xml:space="preserve">La creatividad es clave porque Luna de Cristal es una microempresa joven, con dos personas y recursos limitados. La creatividad permite encontrar soluciones con lo que ya se tiene. Por ejemplo, como las ventas se concentran en viernes, sábados y fechas especiales, se propone el "Jueves de Luna": un descuento solo para cinco prendas de baja rotación, que mueve un día flojo y libera inventario sin rebajar toda la tienda.</w:t>
+      </w:r>
+    </w:p>
+    <w:p>
+      <w:pPr>
+        <w:spacing w:after="120" w:line="300"/>
+        <w:jc w:val="both"/>
+      </w:pPr>
+      <w:r>
+        <w:t xml:space="preserve">Otras ideas creativas son "Ven con tu amiga", que convierte a cada clienta fiel en alguien que trae una clienta nueva, las muestras de perfume para que prueben antes de comprar el frasco, y el uso de inteligencia artificial para hacer fotos y videos profesionales sin pagar una agencia. Así la creatividad convierte los problemas detectados en oportunidades de bajo costo.</w:t>
       </w:r>
     </w:p>
     <w:p>
@@ -204,16 +229,16 @@
         <w:jc w:val="both"/>
       </w:pPr>
       <w:r>
-        <w:t xml:space="preserve">La innovación permite pasar de un manejo "de memoria" a un manejo con información. Si la empresa empieza a registrar cada día los mensajes recibidos, las ventas, la ganancia y de dónde llegó cada clienta, la dueña puede tomar mejores decisiones: saber qué promoción funcionó, qué prendas comprar y cuáles no volver a pedir.</w:t>
-      </w:r>
-    </w:p>
-    <w:p>
-      <w:pPr>
-        <w:spacing w:after="120" w:line="300"/>
-        <w:jc w:val="both"/>
-      </w:pPr>
-      <w:r>
-        <w:t xml:space="preserve">En lo comercial, herramientas como WhatsApp Business, Google Maps y la inteligencia artificial para fotos y videos permiten llegar a más personas sin aumentar los costos. Esto se traduce en crecimiento: más clientas nuevas, mejor rotación del inventario y ventas más estables. La innovación administrativa (medir y planear) y la comercial (vender por nuevos canales) se apoyan entre sí.</w:t>
+        <w:t xml:space="preserve">En lo administrativo, la innovación permite pasar del registro manual a herramientas digitales. Un portafolio digital, un sistema de inventario y, más adelante, un POS con facturación electrónica le darían a la propietaria información confiable sobre qué se vende, qué queda quieto y qué comprar. Esto fortalece las etapas de organización y control del proceso administrativo, que hoy son las más débiles.</w:t>
+      </w:r>
+    </w:p>
+    <w:p>
+      <w:pPr>
+        <w:spacing w:after="120" w:line="300"/>
+        <w:jc w:val="both"/>
+      </w:pPr>
+      <w:r>
+        <w:t xml:space="preserve">En lo comercial, la innovación ayuda a cumplir la visión de la empresa: integrar el canal físico y el digital. Un catálogo digital, Google Maps, contenido con fotos y videos de calidad y publicidad segmentada permiten llegar a más mujeres de Yopal y municipios cercanos sin abrir otro local. Más clientas y mejor rotación del inventario se traducen en crecimiento.</w:t>
       </w:r>
     </w:p>
     <w:p>
@@ -231,25 +256,25 @@
         <w:jc w:val="both"/>
       </w:pPr>
       <w:r>
-        <w:t xml:space="preserve">Mejorar o innovar un producto significa cambiar lo que se vende. En Luna de Cristal sería, por ejemplo, crear los "Combos Hechizo" (prenda más perfume con un regalo) o incluir muestras de perfume como un producto nuevo de prueba.</w:t>
-      </w:r>
-    </w:p>
-    <w:p>
-      <w:pPr>
-        <w:spacing w:after="120" w:line="300"/>
-        <w:jc w:val="both"/>
-      </w:pPr>
-      <w:r>
-        <w:t xml:space="preserve">Mejorar un proceso administrativo es cambiar cómo se organiza el negocio por dentro, aunque la clienta no lo vea: llevar una hoja de registro de ventas, definir reglas de descuento máximo o revisar el inventario por antigüedad para decidir qué promocionar.</w:t>
-      </w:r>
-    </w:p>
-    <w:p>
-      <w:pPr>
-        <w:spacing w:after="120" w:line="300"/>
-        <w:jc w:val="both"/>
-      </w:pPr>
-      <w:r>
-        <w:t xml:space="preserve">Mejorar un servicio es cambiar la experiencia de la clienta: responder rápido por WhatsApp, tener catálogo con fotos y precios, ofrecer domicilio gratis y asesoría personalizada. La diferencia está en a qué se aplica el cambio: al producto, a la organización interna o a la atención.</w:t>
+        <w:t xml:space="preserve">Innovar un producto es cambiar lo que se vende. En Luna de Cristal sería ampliar la variedad de perfumes y correas, como pidió la propietaria, o crear los "Combos Hechizo" (prenda más perfume con un regalo).</w:t>
+      </w:r>
+    </w:p>
+    <w:p>
+      <w:pPr>
+        <w:spacing w:after="120" w:line="300"/>
+        <w:jc w:val="both"/>
+      </w:pPr>
+      <w:r>
+        <w:t xml:space="preserve">Innovar un proceso administrativo es cambiar cómo funciona el negocio por dentro, aunque la clienta no lo vea: pasar del inventario manual a un sistema digital, llevar indicadores de ventas o documentar el organigrama, los valores y el manual de funciones, que hoy el equipo no conoce.</w:t>
+      </w:r>
+    </w:p>
+    <w:p>
+      <w:pPr>
+        <w:spacing w:after="120" w:line="300"/>
+        <w:jc w:val="both"/>
+      </w:pPr>
+      <w:r>
+        <w:t xml:space="preserve">Innovar un servicio es cambiar la experiencia de la clienta: un catálogo digital con precios, respuesta rápida por WhatsApp, domicilio y atención personalizada. La diferencia está en a qué se aplica el cambio: a lo que se vende, a cómo se organiza la empresa o a cómo se atiende.</w:t>
       </w:r>
     </w:p>
     <w:p>
@@ -267,16 +292,16 @@
         <w:jc w:val="both"/>
       </w:pPr>
       <w:r>
-        <w:t xml:space="preserve">Primero, la apertura al cambio: aceptar que lo que funcionaba antes no siempre funciona hoy. La dueña ya dio un paso importante al aceptar probar nuevas estrategias. Segundo, la medición: sin datos no se sabe si una idea funcionó, por eso es necesario registrar los resultados cada semana.</w:t>
-      </w:r>
-    </w:p>
-    <w:p>
-      <w:pPr>
-        <w:spacing w:after="120" w:line="300"/>
-        <w:jc w:val="both"/>
-      </w:pPr>
-      <w:r>
-        <w:t xml:space="preserve">Tercero, la constancia: publicar contenido y hacer promociones solo sirve si se mantiene en el tiempo. Cuarto, la capacitación en herramientas digitales y de inteligencia artificial. Y quinto, el hábito de probar ideas pequeñas, revisar sus resultados y ajustar: si algo no mueve las ventas en dos semanas, se cambia.</w:t>
+        <w:t xml:space="preserve">Primero, la tecnología: el 100 % de los colaboradores la señala como lo que más hay que mejorar. Segundo, la medición: sin datos no se sabe si una idea funcionó, por eso hay que registrar ventas, mensajes y resultados cada semana. Tercero, la identidad organizacional: documentar y enseñar los valores, las políticas y el organigrama, que hoy nadie conoce.</w:t>
+      </w:r>
+    </w:p>
+    <w:p>
+      <w:pPr>
+        <w:spacing w:after="120" w:line="300"/>
+        <w:jc w:val="both"/>
+      </w:pPr>
+      <w:r>
+        <w:t xml:space="preserve">Cuarto, la comunicación con los proveedores, dándoles retroalimentación y usando medios más ágiles. Y quinto, el hábito de probar ideas pequeñas, medirlas y ajustarlas. La empresa ya tiene una buena base: el equipo está motivado y los proveedores la ven abierta a nuevas propuestas.</w:t>
       </w:r>
     </w:p>
     <w:p>
@@ -311,10 +336,10 @@
           <w:b/>
           <w:bCs/>
         </w:rPr>
-        <w:t xml:space="preserve">Visibilidad digital gratuita:</w:t>
-      </w:r>
-      <w:r>
-        <w:t xml:space="preserve"> perfil de Google Maps con fotos reales y reseñas de clientas, más WhatsApp Business con catálogo.</w:t>
+        <w:t xml:space="preserve">Portafolio digital:</w:t>
+      </w:r>
+      <w:r>
+        <w:t xml:space="preserve"> catálogo organizado de ropa, perfumes y correas con precios, para mostrar en redes y WhatsApp.</w:t>
       </w:r>
     </w:p>
     <w:p>
@@ -331,10 +356,10 @@
           <w:b/>
           <w:bCs/>
         </w:rPr>
-        <w:t xml:space="preserve">"Jueves de Luna":</w:t>
-      </w:r>
-      <w:r>
-        <w:t xml:space="preserve"> promoción semanal sobre cinco prendas con poca rotación (máximo 15 % de descuento).</w:t>
+        <w:t xml:space="preserve">Visibilidad gratuita:</w:t>
+      </w:r>
+      <w:r>
+        <w:t xml:space="preserve"> perfil de Google Maps con fotos reales y reseñas, y catálogo en WhatsApp Business.</w:t>
       </w:r>
     </w:p>
     <w:p>
@@ -351,10 +376,10 @@
           <w:b/>
           <w:bCs/>
         </w:rPr>
-        <w:t xml:space="preserve">"Ven con tu amiga":</w:t>
-      </w:r>
-      <w:r>
-        <w:t xml:space="preserve"> 8 % de descuento para la clienta y su amiga, con compra mínima.</w:t>
+        <w:t xml:space="preserve">"Jueves de Luna":</w:t>
+      </w:r>
+      <w:r>
+        <w:t xml:space="preserve"> promoción semanal sobre cinco prendas de baja rotación (máximo 15 % de descuento).</w:t>
       </w:r>
     </w:p>
     <w:p>
@@ -371,10 +396,10 @@
           <w:b/>
           <w:bCs/>
         </w:rPr>
-        <w:t xml:space="preserve">Muestras de perfume:</w:t>
-      </w:r>
-      <w:r>
-        <w:t xml:space="preserve"> para que las clientas prueben y luego compren el frasco completo.</w:t>
+        <w:t xml:space="preserve">"Ven con tu amiga":</w:t>
+      </w:r>
+      <w:r>
+        <w:t xml:space="preserve"> 8 % de descuento para la clienta y su amiga, con compra mínima.</w:t>
       </w:r>
     </w:p>
     <w:p>
@@ -391,10 +416,10 @@
           <w:b/>
           <w:bCs/>
         </w:rPr>
-        <w:t xml:space="preserve">Campaña de temporada:</w:t>
-      </w:r>
-      <w:r>
-        <w:t xml:space="preserve"> vitrina temática "Octubre Embrujado" y combos de prenda más perfume.</w:t>
+        <w:t xml:space="preserve">Muestras de perfume:</w:t>
+      </w:r>
+      <w:r>
+        <w:t xml:space="preserve"> para que las clientas prueben y luego compren el frasco completo.</w:t>
       </w:r>
     </w:p>
     <w:p>
@@ -414,7 +439,7 @@
         <w:t xml:space="preserve">Inteligencia artificial:</w:t>
       </w:r>
       <w:r>
-        <w:t xml:space="preserve"> mejorar fotos de producto y crear videos publicitarios con herramientas gratuitas, y más adelante un asistente que responda mensajes.</w:t>
+        <w:t xml:space="preserve"> fotos de producto mejoradas y videos publicitarios para ganar alcance en redes.</w:t>
       </w:r>
     </w:p>
     <w:p>
@@ -431,10 +456,10 @@
           <w:b/>
           <w:bCs/>
         </w:rPr>
-        <w:t xml:space="preserve">Medición:</w:t>
-      </w:r>
-      <w:r>
-        <w:t xml:space="preserve"> registro diario de mensajes, ventas, ganancia, origen de las clientas y reseñas.</w:t>
+        <w:t xml:space="preserve">Control y medición:</w:t>
+      </w:r>
+      <w:r>
+        <w:t xml:space="preserve"> hoja de registro diario y, más adelante, sistema de inventario y POS.</w:t>
       </w:r>
     </w:p>
     <w:sectPr>

--- a/Actividad Alva instructora Luna de Cristal/3_Paso3_Respuestas_argumentadas.docx
+++ b/Actividad Alva instructora Luna de Cristal/3_Paso3_Respuestas_argumentadas.docx
@@ -157,7 +157,7 @@
           <w:sz w:val="18"/>
           <w:szCs w:val="18"/>
         </w:rPr>
-        <w:t xml:space="preserve">Fuente: informe "Portafolio digital para la intervención de procesos administrativos con enfoque de innovación en la empresa Luna de Cristal" (fase de planeación, 2026): entrevista a la propietaria (24/06/2026), encuesta a 2 colaboradores, 45 clientas y 5 proveedores.</w:t>
+        <w:t xml:space="preserve">Fuente: informe "Portafolio digital para la intervención de procesos administrativos con enfoque de innovación en la empresa Luna de Cristal" (fase de planeación, 2026): entrevista a la dirección del negocio (24/06/2026), encuesta a 2 colaboradores, 45 clientas y 5 proveedores.</w:t>
       </w:r>
     </w:p>
     <w:p>
@@ -175,7 +175,7 @@
         <w:jc w:val="both"/>
       </w:pPr>
       <w:r>
-        <w:t xml:space="preserve">Luna de Cristal tiene clientas satisfechas: el 93,3 % de las encuestadas recomendaría la tienda y la propietaria destaca la calidad de sus productos. Aun así puede perder clientes, porque la calidad solo funciona si la gente conoce la tienda. La propietaria reconoce que el bajo alcance en redes sociales es uno de los factores que más la afecta, y el negocio no aparece en Google Maps. Hoy las clientas buscan en el celular antes de salir a comprar; si no encuentran la tienda, compran en almacenes con más trayectoria como Alta Moda o Dana's Closet.</w:t>
+        <w:t xml:space="preserve">Luna de Cristal tiene clientas satisfechas: el 93,3 % de las encuestadas recomendaría la tienda y la administradora destaca la calidad de sus productos. Aun así puede perder clientes, porque la calidad solo funciona si la gente conoce la tienda. La administradora reconoce que el bajo alcance en redes sociales es uno de los factores que más la afecta, y el negocio no aparece en Google Maps. Hoy las clientas buscan en el celular antes de salir a comprar; si no encuentran la tienda, compran en almacenes con más trayectoria como Alta Moda o Dana's Closet.</w:t>
       </w:r>
     </w:p>
     <w:p>
@@ -202,7 +202,7 @@
         <w:jc w:val="both"/>
       </w:pPr>
       <w:r>
-        <w:t xml:space="preserve">La creatividad es clave porque Luna de Cristal es una microempresa joven, con dos personas y recursos limitados. La creatividad permite encontrar soluciones con lo que ya se tiene. Por ejemplo, como las ventas se concentran en viernes, sábados y fechas especiales, se propone el "Jueves de Luna": un descuento solo para cinco prendas de baja rotación, que mueve un día flojo y libera inventario sin rebajar toda la tienda.</w:t>
+        <w:t xml:space="preserve">La creatividad es clave porque Luna de Cristal es una microempresa joven, con un equipo pequeño y recursos limitados. La creatividad permite encontrar soluciones con lo que ya se tiene. Por ejemplo, como las ventas se concentran en viernes, sábados y fechas especiales, se propone el "Jueves de Luna": un descuento solo para cinco prendas de baja rotación, que mueve un día flojo y libera inventario sin rebajar toda la tienda.</w:t>
       </w:r>
     </w:p>
     <w:p>
@@ -229,7 +229,7 @@
         <w:jc w:val="both"/>
       </w:pPr>
       <w:r>
-        <w:t xml:space="preserve">En lo administrativo, la innovación permite pasar del registro manual a herramientas digitales. Un portafolio digital, un sistema de inventario y, más adelante, un POS con facturación electrónica le darían a la propietaria información confiable sobre qué se vende, qué queda quieto y qué comprar. Esto fortalece las etapas de organización y control del proceso administrativo, que hoy son las más débiles.</w:t>
+        <w:t xml:space="preserve">En lo administrativo, la innovación permite pasar del registro manual a herramientas digitales. Un portafolio digital, un sistema de inventario y, más adelante, un POS con facturación electrónica le darían a la administradora información confiable sobre qué se vende, qué queda quieto y qué comprar. Esto fortalece las etapas de organización y control del proceso administrativo, que hoy son las más débiles.</w:t>
       </w:r>
     </w:p>
     <w:p>
@@ -256,7 +256,7 @@
         <w:jc w:val="both"/>
       </w:pPr>
       <w:r>
-        <w:t xml:space="preserve">Innovar un producto es cambiar lo que se vende. En Luna de Cristal sería ampliar la variedad de perfumes y correas, como pidió la propietaria, o crear los "Combos Hechizo" (prenda más perfume con un regalo).</w:t>
+        <w:t xml:space="preserve">Innovar un producto es cambiar lo que se vende. En Luna de Cristal sería ampliar la variedad de perfumes y correas, como pidió la administradora, o crear los "Combos Hechizo" (prenda más perfume con un regalo).</w:t>
       </w:r>
     </w:p>
     <w:p>
